--- a/public/templates/command-center/Aurixa_Borrowing_Capacity_Report.docx
+++ b/public/templates/command-center/Aurixa_Borrowing_Capacity_Report.docx
@@ -449,7 +449,7 @@
         <w:keepLines/>
         <w:pageBreakBefore w:val="0"/>
         <w:widowControl w:val="1"/>
-        <w:spacing w:before="0" w:after="0" w:line="160" w:lineRule="exact"/>
+        <w:spacing w:before="0" w:after="0" w:line="3912" w:lineRule="exact"/>
       </w:pPr>
       <w:r>
         <w:rPr>
@@ -504,7 +504,7 @@
           </w:tcPr>
           <w:p>
             <w:pPr>
-              <w:keepNext w:val="0"/>
+              <w:keepNext/>
               <w:keepLines/>
               <w:pageBreakBefore w:val="0"/>
               <w:widowControl w:val="1"/>
@@ -545,7 +545,7 @@
           </w:tcPr>
           <w:p>
             <w:pPr>
-              <w:keepNext w:val="0"/>
+              <w:keepNext/>
               <w:keepLines/>
               <w:pageBreakBefore w:val="0"/>
               <w:widowControl w:val="1"/>
@@ -584,7 +584,7 @@
           </w:tcPr>
           <w:p>
             <w:pPr>
-              <w:keepNext w:val="0"/>
+              <w:keepNext/>
               <w:keepLines/>
               <w:pageBreakBefore w:val="0"/>
               <w:widowControl w:val="1"/>
@@ -625,7 +625,7 @@
           </w:tcPr>
           <w:p>
             <w:pPr>
-              <w:keepNext w:val="0"/>
+              <w:keepNext/>
               <w:keepLines/>
               <w:pageBreakBefore w:val="0"/>
               <w:widowControl w:val="1"/>
@@ -670,7 +670,7 @@
           </w:tcPr>
           <w:p>
             <w:pPr>
-              <w:keepNext w:val="0"/>
+              <w:keepNext/>
               <w:keepLines/>
               <w:pageBreakBefore w:val="0"/>
               <w:widowControl w:val="1"/>
@@ -711,7 +711,7 @@
           </w:tcPr>
           <w:p>
             <w:pPr>
-              <w:keepNext w:val="0"/>
+              <w:keepNext/>
               <w:keepLines/>
               <w:pageBreakBefore w:val="0"/>
               <w:widowControl w:val="1"/>
@@ -750,7 +750,7 @@
           </w:tcPr>
           <w:p>
             <w:pPr>
-              <w:keepNext w:val="0"/>
+              <w:keepNext/>
               <w:keepLines/>
               <w:pageBreakBefore w:val="0"/>
               <w:widowControl w:val="1"/>
@@ -791,7 +791,7 @@
           </w:tcPr>
           <w:p>
             <w:pPr>
-              <w:keepNext w:val="0"/>
+              <w:keepNext/>
               <w:keepLines/>
               <w:pageBreakBefore w:val="0"/>
               <w:widowControl w:val="1"/>
@@ -980,21 +980,9 @@
     </w:tbl>
     <w:p>
       <w:pPr>
-        <w:keepNext w:val="0"/>
-        <w:keepLines/>
-        <w:pageBreakBefore w:val="0"/>
-        <w:widowControl w:val="1"/>
-        <w:spacing w:before="0" w:after="0"/>
-      </w:pPr>
-      <w:r>
-        <w:br w:type="page"/>
-      </w:r>
-    </w:p>
-    <w:p>
-      <w:pPr>
         <w:keepNext/>
         <w:keepLines/>
-        <w:pageBreakBefore w:val="0"/>
+        <w:pageBreakBefore w:val="1"/>
         <w:widowControl w:val="1"/>
         <w:pBdr>
           <w:bottom w:val="single" w:sz="10" w:space="4" w:color="1D6FE0"/>
@@ -1584,18 +1572,6 @@
         </w:tc>
       </w:tr>
     </w:tbl>
-    <w:p>
-      <w:pPr>
-        <w:keepNext w:val="0"/>
-        <w:keepLines/>
-        <w:pageBreakBefore w:val="0"/>
-        <w:widowControl w:val="1"/>
-        <w:spacing w:before="0" w:after="0"/>
-      </w:pPr>
-      <w:r>
-        <w:br w:type="page"/>
-      </w:r>
-    </w:p>
     <w:p>
       <w:pPr>
         <w:keepNext/>
@@ -4445,7 +4421,7 @@
           </w:tcPr>
           <w:p>
             <w:pPr>
-              <w:keepNext w:val="0"/>
+              <w:keepNext/>
               <w:keepLines/>
               <w:pageBreakBefore w:val="0"/>
               <w:widowControl w:val="1"/>
@@ -4484,7 +4460,7 @@
           </w:tcPr>
           <w:p>
             <w:pPr>
-              <w:keepNext w:val="0"/>
+              <w:keepNext/>
               <w:keepLines/>
               <w:pageBreakBefore w:val="0"/>
               <w:widowControl w:val="1"/>
@@ -4512,7 +4488,7 @@
           </w:tcPr>
           <w:p>
             <w:pPr>
-              <w:keepNext w:val="0"/>
+              <w:keepNext/>
               <w:keepLines/>
               <w:pageBreakBefore w:val="0"/>
               <w:widowControl w:val="1"/>
@@ -4541,7 +4517,7 @@
           </w:tcPr>
           <w:p>
             <w:pPr>
-              <w:keepNext w:val="0"/>
+              <w:keepNext/>
               <w:keepLines/>
               <w:pageBreakBefore w:val="0"/>
               <w:widowControl w:val="1"/>
@@ -4570,7 +4546,7 @@
           </w:tcPr>
           <w:p>
             <w:pPr>
-              <w:keepNext w:val="0"/>
+              <w:keepNext/>
               <w:keepLines/>
               <w:pageBreakBefore w:val="0"/>
               <w:widowControl w:val="1"/>
@@ -5401,18 +5377,6 @@
     </w:tbl>
     <w:p>
       <w:pPr>
-        <w:keepNext w:val="0"/>
-        <w:keepLines/>
-        <w:pageBreakBefore w:val="0"/>
-        <w:widowControl w:val="1"/>
-        <w:spacing w:before="0" w:after="0"/>
-      </w:pPr>
-      <w:r>
-        <w:br w:type="page"/>
-      </w:r>
-    </w:p>
-    <w:p>
-      <w:pPr>
         <w:keepNext/>
         <w:keepLines/>
         <w:pageBreakBefore w:val="0"/>
@@ -5548,7 +5512,7 @@
           </w:tcPr>
           <w:p>
             <w:pPr>
-              <w:keepNext w:val="0"/>
+              <w:keepNext/>
               <w:keepLines/>
               <w:pageBreakBefore w:val="0"/>
               <w:widowControl w:val="1"/>
@@ -5662,7 +5626,11 @@
               </w:tc>
             </w:tr>
           </w:tbl>
-          <w:p/>
+          <w:p>
+            <w:pPr>
+              <w:keepNext/>
+            </w:pPr>
+          </w:p>
         </w:tc>
         <w:tc>
           <w:tcPr>
@@ -5683,7 +5651,7 @@
           </w:tcPr>
           <w:p>
             <w:pPr>
-              <w:keepNext w:val="0"/>
+              <w:keepNext/>
               <w:keepLines/>
               <w:pageBreakBefore w:val="0"/>
               <w:widowControl w:val="1"/>
@@ -5728,7 +5696,7 @@
           </w:tcPr>
           <w:p>
             <w:pPr>
-              <w:keepNext w:val="0"/>
+              <w:keepNext/>
               <w:keepLines/>
               <w:pageBreakBefore w:val="0"/>
               <w:widowControl w:val="1"/>
@@ -5842,7 +5810,11 @@
               </w:tc>
             </w:tr>
           </w:tbl>
-          <w:p/>
+          <w:p>
+            <w:pPr>
+              <w:keepNext/>
+            </w:pPr>
+          </w:p>
         </w:tc>
         <w:tc>
           <w:tcPr>
@@ -5863,7 +5835,7 @@
           </w:tcPr>
           <w:p>
             <w:pPr>
-              <w:keepNext w:val="0"/>
+              <w:keepNext/>
               <w:keepLines/>
               <w:pageBreakBefore w:val="0"/>
               <w:widowControl w:val="1"/>
@@ -5908,7 +5880,7 @@
           </w:tcPr>
           <w:p>
             <w:pPr>
-              <w:keepNext w:val="0"/>
+              <w:keepNext/>
               <w:keepLines/>
               <w:pageBreakBefore w:val="0"/>
               <w:widowControl w:val="1"/>
@@ -6022,7 +5994,11 @@
               </w:tc>
             </w:tr>
           </w:tbl>
-          <w:p/>
+          <w:p>
+            <w:pPr>
+              <w:keepNext/>
+            </w:pPr>
+          </w:p>
         </w:tc>
         <w:tc>
           <w:tcPr>
@@ -6043,7 +6019,7 @@
           </w:tcPr>
           <w:p>
             <w:pPr>
-              <w:keepNext w:val="0"/>
+              <w:keepNext/>
               <w:keepLines/>
               <w:pageBreakBefore w:val="0"/>
               <w:widowControl w:val="1"/>
@@ -6088,7 +6064,7 @@
           </w:tcPr>
           <w:p>
             <w:pPr>
-              <w:keepNext w:val="0"/>
+              <w:keepNext/>
               <w:keepLines/>
               <w:pageBreakBefore w:val="0"/>
               <w:widowControl w:val="1"/>
@@ -6202,7 +6178,11 @@
               </w:tc>
             </w:tr>
           </w:tbl>
-          <w:p/>
+          <w:p>
+            <w:pPr>
+              <w:keepNext/>
+            </w:pPr>
+          </w:p>
         </w:tc>
         <w:tc>
           <w:tcPr>
@@ -6223,7 +6203,7 @@
           </w:tcPr>
           <w:p>
             <w:pPr>
-              <w:keepNext w:val="0"/>
+              <w:keepNext/>
               <w:keepLines/>
               <w:pageBreakBefore w:val="0"/>
               <w:widowControl w:val="1"/>
@@ -7552,18 +7532,6 @@
     </w:tbl>
     <w:p>
       <w:pPr>
-        <w:keepNext w:val="0"/>
-        <w:keepLines/>
-        <w:pageBreakBefore w:val="0"/>
-        <w:widowControl w:val="1"/>
-        <w:spacing w:before="0" w:after="0"/>
-      </w:pPr>
-      <w:r>
-        <w:br w:type="page"/>
-      </w:r>
-    </w:p>
-    <w:p>
-      <w:pPr>
         <w:keepNext/>
         <w:keepLines/>
         <w:pageBreakBefore w:val="0"/>
@@ -9026,21 +8994,9 @@
     </w:tbl>
     <w:p>
       <w:pPr>
-        <w:keepNext w:val="0"/>
-        <w:keepLines/>
-        <w:pageBreakBefore w:val="0"/>
-        <w:widowControl w:val="1"/>
-        <w:spacing w:before="0" w:after="0"/>
-      </w:pPr>
-      <w:r>
-        <w:br w:type="page"/>
-      </w:r>
-    </w:p>
-    <w:p>
-      <w:pPr>
         <w:keepNext/>
         <w:keepLines/>
-        <w:pageBreakBefore w:val="0"/>
+        <w:pageBreakBefore w:val="1"/>
         <w:widowControl w:val="1"/>
         <w:pBdr>
           <w:bottom w:val="single" w:sz="10" w:space="4" w:color="1D6FE0"/>
